--- a/tillsyn/A 37862-2026 tillsynsbegäran.docx
+++ b/tillsyn/A 37862-2026 tillsynsbegäran.docx
@@ -715,7 +715,7 @@
     <w:r>
       <w:tab/>
       <w:tab/>
-      <w:t>2026-09-15</w:t>
+      <w:t>2026-09-16</w:t>
       <w:br/>
       <w:br/>
     </w:r>

--- a/tillsyn/A 37862-2026 tillsynsbegäran.docx
+++ b/tillsyn/A 37862-2026 tillsynsbegäran.docx
@@ -715,7 +715,7 @@
     <w:r>
       <w:tab/>
       <w:tab/>
-      <w:t>2026-09-16</w:t>
+      <w:t>2026-09-17</w:t>
       <w:br/>
       <w:br/>
     </w:r>

--- a/tillsyn/A 37862-2026 tillsynsbegäran.docx
+++ b/tillsyn/A 37862-2026 tillsynsbegäran.docx
@@ -715,7 +715,7 @@
     <w:r>
       <w:tab/>
       <w:tab/>
-      <w:t>2026-09-17</w:t>
+      <w:t>2026-09-18</w:t>
       <w:br/>
       <w:br/>
     </w:r>

--- a/tillsyn/A 37862-2026 tillsynsbegäran.docx
+++ b/tillsyn/A 37862-2026 tillsynsbegäran.docx
@@ -715,7 +715,7 @@
     <w:r>
       <w:tab/>
       <w:tab/>
-      <w:t>2026-09-18</w:t>
+      <w:t>2026-09-19</w:t>
       <w:br/>
       <w:br/>
     </w:r>

--- a/tillsyn/A 37862-2026 tillsynsbegäran.docx
+++ b/tillsyn/A 37862-2026 tillsynsbegäran.docx
@@ -715,7 +715,7 @@
     <w:r>
       <w:tab/>
       <w:tab/>
-      <w:t>2026-09-19</w:t>
+      <w:t>2026-09-21</w:t>
       <w:br/>
       <w:br/>
     </w:r>

--- a/tillsyn/A 37862-2026 tillsynsbegäran.docx
+++ b/tillsyn/A 37862-2026 tillsynsbegäran.docx
@@ -715,7 +715,7 @@
     <w:r>
       <w:tab/>
       <w:tab/>
-      <w:t>2026-09-21</w:t>
+      <w:t>2026-09-23</w:t>
       <w:br/>
       <w:br/>
     </w:r>

--- a/tillsyn/A 37862-2026 tillsynsbegäran.docx
+++ b/tillsyn/A 37862-2026 tillsynsbegäran.docx
@@ -715,7 +715,7 @@
     <w:r>
       <w:tab/>
       <w:tab/>
-      <w:t>2026-09-23</w:t>
+      <w:t>2026-09-24</w:t>
       <w:br/>
       <w:br/>
     </w:r>

--- a/tillsyn/A 37862-2026 tillsynsbegäran.docx
+++ b/tillsyn/A 37862-2026 tillsynsbegäran.docx
@@ -715,7 +715,7 @@
     <w:r>
       <w:tab/>
       <w:tab/>
-      <w:t>2026-09-24</w:t>
+      <w:t>2026-09-25</w:t>
       <w:br/>
       <w:br/>
     </w:r>

--- a/tillsyn/A 37862-2026 tillsynsbegäran.docx
+++ b/tillsyn/A 37862-2026 tillsynsbegäran.docx
@@ -715,7 +715,7 @@
     <w:r>
       <w:tab/>
       <w:tab/>
-      <w:t>2026-09-25</w:t>
+      <w:t>2026-09-26</w:t>
       <w:br/>
       <w:br/>
     </w:r>

--- a/tillsyn/A 37862-2026 tillsynsbegäran.docx
+++ b/tillsyn/A 37862-2026 tillsynsbegäran.docx
@@ -715,7 +715,7 @@
     <w:r>
       <w:tab/>
       <w:tab/>
-      <w:t>2026-09-26</w:t>
+      <w:t>2026-09-27</w:t>
       <w:br/>
       <w:br/>
     </w:r>

--- a/tillsyn/A 37862-2026 tillsynsbegäran.docx
+++ b/tillsyn/A 37862-2026 tillsynsbegäran.docx
@@ -715,7 +715,7 @@
     <w:r>
       <w:tab/>
       <w:tab/>
-      <w:t>2026-09-27</w:t>
+      <w:t>2026-09-28</w:t>
       <w:br/>
       <w:br/>
     </w:r>

--- a/tillsyn/A 37862-2026 tillsynsbegäran.docx
+++ b/tillsyn/A 37862-2026 tillsynsbegäran.docx
@@ -715,7 +715,7 @@
     <w:r>
       <w:tab/>
       <w:tab/>
-      <w:t>2026-09-28</w:t>
+      <w:t>2026-09-29</w:t>
       <w:br/>
       <w:br/>
     </w:r>

--- a/tillsyn/A 37862-2026 tillsynsbegäran.docx
+++ b/tillsyn/A 37862-2026 tillsynsbegäran.docx
@@ -715,7 +715,7 @@
     <w:r>
       <w:tab/>
       <w:tab/>
-      <w:t>2026-09-29</w:t>
+      <w:t>2026-09-30</w:t>
       <w:br/>
       <w:br/>
     </w:r>

--- a/tillsyn/A 37862-2026 tillsynsbegäran.docx
+++ b/tillsyn/A 37862-2026 tillsynsbegäran.docx
@@ -715,7 +715,7 @@
     <w:r>
       <w:tab/>
       <w:tab/>
-      <w:t>2026-09-30</w:t>
+      <w:t>2026-10-01</w:t>
       <w:br/>
       <w:br/>
     </w:r>

--- a/tillsyn/A 37862-2026 tillsynsbegäran.docx
+++ b/tillsyn/A 37862-2026 tillsynsbegäran.docx
@@ -715,7 +715,7 @@
     <w:r>
       <w:tab/>
       <w:tab/>
-      <w:t>2026-10-01</w:t>
+      <w:t>2026-10-02</w:t>
       <w:br/>
       <w:br/>
     </w:r>

--- a/tillsyn/A 37862-2026 tillsynsbegäran.docx
+++ b/tillsyn/A 37862-2026 tillsynsbegäran.docx
@@ -715,7 +715,7 @@
     <w:r>
       <w:tab/>
       <w:tab/>
-      <w:t>2026-10-02</w:t>
+      <w:t>2026-10-03</w:t>
       <w:br/>
       <w:br/>
     </w:r>

--- a/tillsyn/A 37862-2026 tillsynsbegäran.docx
+++ b/tillsyn/A 37862-2026 tillsynsbegäran.docx
@@ -715,7 +715,7 @@
     <w:r>
       <w:tab/>
       <w:tab/>
-      <w:t>2026-10-03</w:t>
+      <w:t>2026-10-04</w:t>
       <w:br/>
       <w:br/>
     </w:r>

--- a/tillsyn/A 37862-2026 tillsynsbegäran.docx
+++ b/tillsyn/A 37862-2026 tillsynsbegäran.docx
@@ -715,7 +715,7 @@
     <w:r>
       <w:tab/>
       <w:tab/>
-      <w:t>2026-10-04</w:t>
+      <w:t>2026-10-05</w:t>
       <w:br/>
       <w:br/>
     </w:r>

--- a/tillsyn/A 37862-2026 tillsynsbegäran.docx
+++ b/tillsyn/A 37862-2026 tillsynsbegäran.docx
@@ -715,7 +715,7 @@
     <w:r>
       <w:tab/>
       <w:tab/>
-      <w:t>2026-10-05</w:t>
+      <w:t>2026-10-06</w:t>
       <w:br/>
       <w:br/>
     </w:r>

--- a/tillsyn/A 37862-2026 tillsynsbegäran.docx
+++ b/tillsyn/A 37862-2026 tillsynsbegäran.docx
@@ -715,7 +715,7 @@
     <w:r>
       <w:tab/>
       <w:tab/>
-      <w:t>2026-10-06</w:t>
+      <w:t>2026-10-07</w:t>
       <w:br/>
       <w:br/>
     </w:r>

--- a/tillsyn/A 37862-2026 tillsynsbegäran.docx
+++ b/tillsyn/A 37862-2026 tillsynsbegäran.docx
@@ -715,7 +715,7 @@
     <w:r>
       <w:tab/>
       <w:tab/>
-      <w:t>2026-10-07</w:t>
+      <w:t>2026-10-08</w:t>
       <w:br/>
       <w:br/>
     </w:r>

--- a/tillsyn/A 37862-2026 tillsynsbegäran.docx
+++ b/tillsyn/A 37862-2026 tillsynsbegäran.docx
@@ -715,7 +715,7 @@
     <w:r>
       <w:tab/>
       <w:tab/>
-      <w:t>2026-10-08</w:t>
+      <w:t>2026-10-09</w:t>
       <w:br/>
       <w:br/>
     </w:r>

--- a/tillsyn/A 37862-2026 tillsynsbegäran.docx
+++ b/tillsyn/A 37862-2026 tillsynsbegäran.docx
@@ -715,7 +715,7 @@
     <w:r>
       <w:tab/>
       <w:tab/>
-      <w:t>2026-10-09</w:t>
+      <w:t>2026-10-10</w:t>
       <w:br/>
       <w:br/>
     </w:r>

--- a/tillsyn/A 37862-2026 tillsynsbegäran.docx
+++ b/tillsyn/A 37862-2026 tillsynsbegäran.docx
@@ -715,7 +715,7 @@
     <w:r>
       <w:tab/>
       <w:tab/>
-      <w:t>2026-10-10</w:t>
+      <w:t>2026-10-11</w:t>
       <w:br/>
       <w:br/>
     </w:r>

--- a/tillsyn/A 37862-2026 tillsynsbegäran.docx
+++ b/tillsyn/A 37862-2026 tillsynsbegäran.docx
@@ -715,7 +715,7 @@
     <w:r>
       <w:tab/>
       <w:tab/>
-      <w:t>2026-10-11</w:t>
+      <w:t>2026-10-12</w:t>
       <w:br/>
       <w:br/>
     </w:r>

--- a/tillsyn/A 37862-2026 tillsynsbegäran.docx
+++ b/tillsyn/A 37862-2026 tillsynsbegäran.docx
@@ -715,7 +715,7 @@
     <w:r>
       <w:tab/>
       <w:tab/>
-      <w:t>2026-10-12</w:t>
+      <w:t>2026-10-13</w:t>
       <w:br/>
       <w:br/>
     </w:r>

--- a/tillsyn/A 37862-2026 tillsynsbegäran.docx
+++ b/tillsyn/A 37862-2026 tillsynsbegäran.docx
@@ -715,7 +715,7 @@
     <w:r>
       <w:tab/>
       <w:tab/>
-      <w:t>2026-10-13</w:t>
+      <w:t>2026-10-14</w:t>
       <w:br/>
       <w:br/>
     </w:r>

--- a/tillsyn/A 37862-2026 tillsynsbegäran.docx
+++ b/tillsyn/A 37862-2026 tillsynsbegäran.docx
@@ -715,7 +715,7 @@
     <w:r>
       <w:tab/>
       <w:tab/>
-      <w:t>2026-10-14</w:t>
+      <w:t>2026-10-15</w:t>
       <w:br/>
       <w:br/>
     </w:r>

--- a/tillsyn/A 37862-2026 tillsynsbegäran.docx
+++ b/tillsyn/A 37862-2026 tillsynsbegäran.docx
@@ -715,7 +715,7 @@
     <w:r>
       <w:tab/>
       <w:tab/>
-      <w:t>2026-10-15</w:t>
+      <w:t>2026-10-16</w:t>
       <w:br/>
       <w:br/>
     </w:r>

--- a/tillsyn/A 37862-2026 tillsynsbegäran.docx
+++ b/tillsyn/A 37862-2026 tillsynsbegäran.docx
@@ -715,7 +715,7 @@
     <w:r>
       <w:tab/>
       <w:tab/>
-      <w:t>2026-10-16</w:t>
+      <w:t>2026-10-17</w:t>
       <w:br/>
       <w:br/>
     </w:r>

--- a/tillsyn/A 37862-2026 tillsynsbegäran.docx
+++ b/tillsyn/A 37862-2026 tillsynsbegäran.docx
@@ -715,7 +715,7 @@
     <w:r>
       <w:tab/>
       <w:tab/>
-      <w:t>2026-10-17</w:t>
+      <w:t>2026-10-18</w:t>
       <w:br/>
       <w:br/>
     </w:r>

--- a/tillsyn/A 37862-2026 tillsynsbegäran.docx
+++ b/tillsyn/A 37862-2026 tillsynsbegäran.docx
@@ -715,7 +715,7 @@
     <w:r>
       <w:tab/>
       <w:tab/>
-      <w:t>2026-10-18</w:t>
+      <w:t>2026-10-19</w:t>
       <w:br/>
       <w:br/>
     </w:r>

--- a/tillsyn/A 37862-2026 tillsynsbegäran.docx
+++ b/tillsyn/A 37862-2026 tillsynsbegäran.docx
@@ -715,7 +715,7 @@
     <w:r>
       <w:tab/>
       <w:tab/>
-      <w:t>2026-10-19</w:t>
+      <w:t>2026-10-20</w:t>
       <w:br/>
       <w:br/>
     </w:r>

--- a/tillsyn/A 37862-2026 tillsynsbegäran.docx
+++ b/tillsyn/A 37862-2026 tillsynsbegäran.docx
@@ -715,7 +715,7 @@
     <w:r>
       <w:tab/>
       <w:tab/>
-      <w:t>2026-10-20</w:t>
+      <w:t>2026-10-21</w:t>
       <w:br/>
       <w:br/>
     </w:r>

--- a/tillsyn/A 37862-2026 tillsynsbegäran.docx
+++ b/tillsyn/A 37862-2026 tillsynsbegäran.docx
@@ -22,7 +22,7 @@
       <w:r>
         <w:drawing>
           <wp:inline xmlns:a="http://schemas.openxmlformats.org/drawingml/2006/main" xmlns:pic="http://schemas.openxmlformats.org/drawingml/2006/picture">
-            <wp:extent cx="5486400" cy="5147035"/>
+            <wp:extent cx="5486400" cy="5395903"/>
             <wp:docPr id="1" name="Picture 1"/>
             <wp:cNvGraphicFramePr>
               <a:graphicFrameLocks noChangeAspect="1"/>
@@ -43,7 +43,7 @@
                   <pic:spPr>
                     <a:xfrm>
                       <a:off x="0" y="0"/>
-                      <a:ext cx="5486400" cy="5147035"/>
+                      <a:ext cx="5486400" cy="5395903"/>
                     </a:xfrm>
                     <a:prstGeom prst="rect"/>
                   </pic:spPr>
@@ -60,12 +60,12 @@
         <w:spacing w:after="240"/>
       </w:pPr>
       <w:r>
-        <w:t>Figur 1. Fyndplatser för naturvårdsarter i avverkningsanmälan. Markörer utan svart kant är placerade på fyndplatsen. Markörer med svart kant är placerade vid sidan av fyndplatsen och har ett svart streck som visar fyndplatsens exakta position. Kartans mittpunktskoordinat är N 6243775, E 522742 i SWEREF 99 TM.</w:t>
+        <w:t>Figur 1. Fyndplatser för naturvårdsarter i och inom 3 meter från avverkningsanmälan. Markörer utan svart kant är placerade på fyndplatsen. Markörer med svart kant är placerade vid sidan av fyndplatsen och har ett svart streck som visar fyndplatsens exakta position. Kartans mittpunktskoordinat är N 6243775, E 522742 i SWEREF 99 TM.</w:t>
       </w:r>
     </w:p>
     <w:p>
       <w:r>
-        <w:t>I avverkningsanmälan finns fynd av 5 naturvårdsarter, varav 1 är rödlistad, 5 är typiska (T) och 4 är signalarter (S): bokvårtlav (NT, T), fällmossa (S, T), guldlockmossa (S, T), klippfrullania (S, T) och platt fjädermossa (S, T). Se Figur 1.</w:t>
+        <w:t>I och inom 3 meter från avverkningsanmälan finns fynd av 9 naturvårdsarter, varav 2 är rödlistade, 8 är typiska (T) och 7 är signalarter (S): bokvårtlav (NT, T), tallticka (NT, T), blomkålssvamp (S), blåmossa (S, T), fällmossa (S, T), guldlockmossa (S, T), havstulpanlav (S, T), klippfrullania (S, T) och platt fjädermossa (S, T). Se Figur 1.</w:t>
       </w:r>
     </w:p>
     <w:p>
@@ -138,6 +138,75 @@
         <w:rPr>
           <w:b/>
         </w:rPr>
+        <w:t xml:space="preserve">Tallticka (NT) </w:t>
+      </w:r>
+      <w:r>
+        <w:t xml:space="preserve">uppträder först på tallar som är 100–150 år gamla men är vanligast på träd som är runt 150–200 år eller äldre. I skogslandskapet är den främst knuten till tallnaturskogar och restbiotoper med biologiskt gamla träd och signalerar vanligtvis skyddsvärda tallbestånd med höga naturvärden. Tallticka är typisk art för </w:t>
+      </w:r>
+      <w:r>
+        <w:rPr>
+          <w:i/>
+        </w:rPr>
+        <w:t xml:space="preserve">9010 Taiga </w:t>
+      </w:r>
+      <w:r>
+        <w:t xml:space="preserve">och </w:t>
+      </w:r>
+      <w:r>
+        <w:rPr>
+          <w:i/>
+        </w:rPr>
+        <w:t>9060 Åsbarrskog</w:t>
+      </w:r>
+      <w:r>
+        <w:t xml:space="preserve"> (SLU Artdatabanken, 2023; Nitare &amp; Skogsstyrelsen, 2019).</w:t>
+      </w:r>
+    </w:p>
+    <w:p>
+      <w:r>
+        <w:rPr>
+          <w:b/>
+        </w:rPr>
+        <w:t xml:space="preserve">Blomkålssvamp </w:t>
+      </w:r>
+      <w:r>
+        <w:t>är en parasit och vednedbrytare som växer på rötter och basala stamdelar av tall, enstaka gånger även på lärk och gran. Träden är oftast mycket gamla, gärna 150–200 år eller äldre. När blomkålssvamp påträffas i skogslandskapet signalerar den vanligtvis skyddsvärda tallbestånd med höga naturvärden. Den är då främst knuten till gamla skogar, oftast tallnaturskogar och olika restbiotoper där det förekommer biologiskt gamla träd. Samtliga tallar med blomkålssvamp bör klassas som naturvårdsträd och lämnas som framtida ”evighetsträd” (Nitare &amp; Skogsstyrelsen, 2019).</w:t>
+      </w:r>
+    </w:p>
+    <w:p>
+      <w:r>
+        <w:rPr>
+          <w:b/>
+        </w:rPr>
+        <w:t xml:space="preserve">Blåmossa </w:t>
+      </w:r>
+      <w:r>
+        <w:t xml:space="preserve">har karaktäristiska kuddar som är lätta att se på långt håll. Mycket stora kuddar, större än 0,5 meter i höjd, indikerar höga naturvärden där skogen har en lång period av orördhet oh stabila miljöförhållanden. Mossan växer under gynnsamma omständigheter cirka 1 centimeter per år och stora kuddar kan därför indirekt visa att lokalen varit lämplig under en lång tid. Blåmossa är typisk art för </w:t>
+      </w:r>
+      <w:r>
+        <w:rPr>
+          <w:i/>
+        </w:rPr>
+        <w:t>9010 Taiga, 9080 Lövsumpskog</w:t>
+      </w:r>
+      <w:r>
+        <w:t xml:space="preserve"> och </w:t>
+      </w:r>
+      <w:r>
+        <w:rPr>
+          <w:i/>
+        </w:rPr>
+        <w:t>9750 Svämlövskog</w:t>
+      </w:r>
+      <w:r>
+        <w:t xml:space="preserve"> (SLU Artdatabanken, 2025; Nitare &amp; Skogsstyrelsen, 2019).</w:t>
+      </w:r>
+    </w:p>
+    <w:p>
+      <w:r>
+        <w:rPr>
+          <w:b/>
+        </w:rPr>
         <w:t>Fällmossa</w:t>
       </w:r>
       <w:r>
@@ -186,6 +255,35 @@
           <w:i/>
         </w:rPr>
         <w:t xml:space="preserve">9190 Näringsfattig ekskog </w:t>
+      </w:r>
+      <w:r>
+        <w:t>(Nitare &amp; Skogsstyrelsen, 2019; SLU Artdatabanken, 2025).</w:t>
+      </w:r>
+    </w:p>
+    <w:p>
+      <w:r>
+        <w:rPr>
+          <w:b/>
+        </w:rPr>
+        <w:t>Havstulpanlav</w:t>
+      </w:r>
+      <w:r>
+        <w:t xml:space="preserve"> är en mycket bra signalart som överallt indikerar skogsbestånd med höga naturvärden. Den växer främst på barken av lövträd i gamla, skuggiga och fuktiga skogsmiljöer, men förekommer relativt ofta även på äldre gran i sumpskog. Havstulpanlav är typisk art för </w:t>
+      </w:r>
+      <w:r>
+        <w:rPr>
+          <w:i/>
+        </w:rPr>
+        <w:t xml:space="preserve">9020 Nordlig ädellövskog, 9070 Trädklädd betesmark, 9110 Näringsfattig bokskog, 9130 Näringsrik bokskog, 9160 Näringsrik ekskog, 9180 Ädellövskog i branter </w:t>
+      </w:r>
+      <w:r>
+        <w:t>och</w:t>
+      </w:r>
+      <w:r>
+        <w:rPr>
+          <w:i/>
+        </w:rPr>
+        <w:t xml:space="preserve"> 9190 Näringsfattig ekskog </w:t>
       </w:r>
       <w:r>
         <w:t>(Nitare &amp; Skogsstyrelsen, 2019; SLU Artdatabanken, 2025).</w:t>
@@ -282,7 +380,7 @@
     </w:p>
     <w:p>
       <w:r>
-        <w:t>Följande typiska arter har sina livsmiljöer och växtplatser i den avverkningsanmälda skogen: bokvårtlav (NT, T), fällmossa (S, T), guldlockmossa (S, T), klippfrullania (S, T) och platt fjädermossa (S, T).</w:t>
+        <w:t>Följande typiska arter har sina livsmiljöer och växtplatser i den avverkningsanmälda skogen: bokvårtlav (NT, T), tallticka (NT, T), blåmossa (S, T), fällmossa (S, T), guldlockmossa (S, T), havstulpanlav (S, T), klippfrullania (S, T) och platt fjädermossa (S, T).</w:t>
       </w:r>
     </w:p>
     <w:p>
@@ -715,7 +813,7 @@
     <w:r>
       <w:tab/>
       <w:tab/>
-      <w:t>2026-10-21</w:t>
+      <w:t>2026-10-22</w:t>
       <w:br/>
       <w:br/>
     </w:r>

--- a/tillsyn/A 37862-2026 tillsynsbegäran.docx
+++ b/tillsyn/A 37862-2026 tillsynsbegäran.docx
@@ -813,7 +813,7 @@
     <w:r>
       <w:tab/>
       <w:tab/>
-      <w:t>2026-10-22</w:t>
+      <w:t>2026-10-23</w:t>
       <w:br/>
       <w:br/>
     </w:r>

--- a/tillsyn/A 37862-2026 tillsynsbegäran.docx
+++ b/tillsyn/A 37862-2026 tillsynsbegäran.docx
@@ -813,7 +813,7 @@
     <w:r>
       <w:tab/>
       <w:tab/>
-      <w:t>2026-10-23</w:t>
+      <w:t>2026-10-24</w:t>
       <w:br/>
       <w:br/>
     </w:r>

--- a/tillsyn/A 37862-2026 tillsynsbegäran.docx
+++ b/tillsyn/A 37862-2026 tillsynsbegäran.docx
@@ -813,7 +813,7 @@
     <w:r>
       <w:tab/>
       <w:tab/>
-      <w:t>2026-10-24</w:t>
+      <w:t>2026-10-25</w:t>
       <w:br/>
       <w:br/>
     </w:r>

--- a/tillsyn/A 37862-2026 tillsynsbegäran.docx
+++ b/tillsyn/A 37862-2026 tillsynsbegäran.docx
@@ -813,7 +813,7 @@
     <w:r>
       <w:tab/>
       <w:tab/>
-      <w:t>2026-10-25</w:t>
+      <w:t>2026-10-26</w:t>
       <w:br/>
       <w:br/>
     </w:r>

--- a/tillsyn/A 37862-2026 tillsynsbegäran.docx
+++ b/tillsyn/A 37862-2026 tillsynsbegäran.docx
@@ -813,7 +813,7 @@
     <w:r>
       <w:tab/>
       <w:tab/>
-      <w:t>2026-10-26</w:t>
+      <w:t>2026-10-27</w:t>
       <w:br/>
       <w:br/>
     </w:r>

--- a/tillsyn/A 37862-2026 tillsynsbegäran.docx
+++ b/tillsyn/A 37862-2026 tillsynsbegäran.docx
@@ -813,7 +813,7 @@
     <w:r>
       <w:tab/>
       <w:tab/>
-      <w:t>2026-10-27</w:t>
+      <w:t>2026-10-28</w:t>
       <w:br/>
       <w:br/>
     </w:r>

--- a/tillsyn/A 37862-2026 tillsynsbegäran.docx
+++ b/tillsyn/A 37862-2026 tillsynsbegäran.docx
@@ -813,7 +813,7 @@
     <w:r>
       <w:tab/>
       <w:tab/>
-      <w:t>2026-10-28</w:t>
+      <w:t>2026-10-29</w:t>
       <w:br/>
       <w:br/>
     </w:r>

--- a/tillsyn/A 37862-2026 tillsynsbegäran.docx
+++ b/tillsyn/A 37862-2026 tillsynsbegäran.docx
@@ -813,7 +813,7 @@
     <w:r>
       <w:tab/>
       <w:tab/>
-      <w:t>2026-10-29</w:t>
+      <w:t>2026-10-31</w:t>
       <w:br/>
       <w:br/>
     </w:r>
